--- a/docs/entregables/06_calidad.docx
+++ b/docs/entregables/06_calidad.docx
@@ -1351,7 +1351,7 @@
         </w:r>
         <w:r>
           <w:rPr/>
-          <w:t xml:space="preserve">5</w:t>
+          <w:t xml:space="preserve">6</w:t>
         </w:r>
       </w:hyperlink>
     </w:p>
@@ -1408,7 +1408,7 @@
         </w:r>
         <w:r>
           <w:rPr/>
-          <w:t xml:space="preserve">6</w:t>
+          <w:t xml:space="preserve">7</w:t>
         </w:r>
       </w:hyperlink>
     </w:p>
@@ -1529,7 +1529,7 @@
         </w:r>
         <w:r>
           <w:rPr/>
-          <w:t xml:space="preserve">5</w:t>
+          <w:t xml:space="preserve">6</w:t>
         </w:r>
       </w:hyperlink>
     </w:p>
@@ -1938,7 +1938,7 @@
               <w:rPr>
                 <w:sz w:val="19"/>
               </w:rPr>
-              <w:t xml:space="preserve"> 7 de 7</w:t>
+              <w:t xml:space="preserve"> 8 de 8</w:t>
             </w:r>
           </w:p>
         </w:tc>
@@ -2034,7 +2034,7 @@
                 <w:rFonts w:ascii="Segoe UI Emoji" w:hAnsi="Segoe UI Emoji"/>
                 <w:sz w:val="19"/>
               </w:rPr>
-              <w:t>⚠</w:t>
+              <w:t>❓</w:t>
             </w:r>
             <w:r>
               <w:rPr>
@@ -2454,7 +2454,7 @@
               <w:rPr>
                 <w:sz w:val="19"/>
               </w:rPr>
-              <w:t xml:space="preserve"> capas deterministas; </w:t>
+              <w:t xml:space="preserve"> salidas mal formadas, comandos y desvío contra un activo excluido (INY-03, 04, 07 y 09); </w:t>
             </w:r>
             <w:r>
               <w:rPr>
@@ -2467,7 +2467,7 @@
               <w:rPr>
                 <w:sz w:val="19"/>
               </w:rPr>
-              <w:t xml:space="preserve"> contra el modelo</w:t>
+              <w:t xml:space="preserve"> desvío de familia con JSON válido, que sólo se mide contra el modelo</w:t>
             </w:r>
           </w:p>
         </w:tc>
@@ -2890,6 +2890,21 @@
         <w:t>4. Actividades de aseguramiento</w:t>
       </w:r>
       <w:bookmarkEnd w:id="1004"/>
+    </w:p>
+    <w:p>
+      <w:r>
+        <w:t xml:space="preserve">Las frecuencias y responsables de esta tabla son </w:t>
+      </w:r>
+      <w:r>
+        <w:rPr>
+          <w:b/>
+          <w:color w:val="8A2B0E"/>
+        </w:rPr>
+        <w:t>«Propuesta»</w:t>
+      </w:r>
+      <w:r>
+        <w:t>, salvo los checks del CI, que ya existen.</w:t>
+      </w:r>
     </w:p>
     <w:p>
       <w:pPr>
@@ -5050,7 +5065,7 @@
               <w:rPr>
                 <w:sz w:val="19"/>
               </w:rPr>
-              <w:t>PR #2 a #6 integrados sin revisión registrada (OC2)</w:t>
+              <w:t>PR #1 a #6 integrados sin revisión registrada (OC2)</w:t>
             </w:r>
           </w:p>
         </w:tc>
